--- a/秋招/宋宇杰简历.docx
+++ b/秋招/宋宇杰简历.docx
@@ -1845,6 +1845,7 @@
         </w:rPr>
         <w:t>（</w:t>
       </w:r>
+      <w:proofErr w:type="spellStart"/>
       <w:r>
         <w:rPr>
           <w:rFonts w:ascii="Times New Roman" w:hAnsi="Times New Roman" w:cs="Times New Roman" w:hint="eastAsia"/>
@@ -1853,6 +1854,7 @@
         </w:rPr>
         <w:t>CiT</w:t>
       </w:r>
+      <w:proofErr w:type="spellEnd"/>
       <w:r>
         <w:rPr>
           <w:rFonts w:ascii="Times New Roman" w:hAnsi="Times New Roman" w:cs="Times New Roman" w:hint="eastAsia"/>
@@ -1979,12 +1981,14 @@
         </w:rPr>
         <w:t>与</w:t>
       </w:r>
+      <w:proofErr w:type="spellStart"/>
       <w:r>
         <w:rPr>
           <w:rFonts w:ascii="Times New Roman" w:hAnsi="Times New Roman" w:cs="Times New Roman"/>
         </w:rPr>
         <w:t>HighD</w:t>
       </w:r>
+      <w:proofErr w:type="spellEnd"/>
       <w:r>
         <w:rPr>
           <w:rFonts w:ascii="Times New Roman" w:hAnsi="Times New Roman" w:cs="Times New Roman" w:hint="eastAsia"/>
@@ -2077,12 +2081,14 @@
         </w:rPr>
         <w:t>，</w:t>
       </w:r>
+      <w:proofErr w:type="spellStart"/>
       <w:r>
         <w:rPr>
           <w:rFonts w:ascii="Times New Roman" w:hAnsi="Times New Roman" w:cs="Times New Roman"/>
         </w:rPr>
         <w:t>HighD</w:t>
       </w:r>
+      <w:proofErr w:type="spellEnd"/>
       <w:r>
         <w:rPr>
           <w:rFonts w:ascii="Times New Roman" w:hAnsi="Times New Roman" w:cs="Times New Roman"/>
@@ -2430,12 +2436,14 @@
         </w:rPr>
         <w:t>基于</w:t>
       </w:r>
+      <w:proofErr w:type="spellStart"/>
       <w:r>
         <w:rPr>
           <w:rFonts w:ascii="Times New Roman" w:hAnsi="Times New Roman" w:cs="Times New Roman"/>
         </w:rPr>
         <w:t>HighD</w:t>
       </w:r>
+      <w:proofErr w:type="spellEnd"/>
       <w:r>
         <w:rPr>
           <w:rFonts w:ascii="Times New Roman" w:hAnsi="Times New Roman" w:cs="Times New Roman"/>
@@ -3052,12 +3060,14 @@
         </w:rPr>
         <w:t>和</w:t>
       </w:r>
+      <w:proofErr w:type="spellStart"/>
       <w:r>
         <w:rPr>
           <w:rFonts w:ascii="Times New Roman" w:hAnsi="Times New Roman" w:cs="Times New Roman"/>
         </w:rPr>
         <w:t>TraCI</w:t>
       </w:r>
+      <w:proofErr w:type="spellEnd"/>
       <w:r>
         <w:rPr>
           <w:rFonts w:ascii="Times New Roman" w:hAnsi="Times New Roman" w:cs="Times New Roman"/>
@@ -3827,10 +3837,13 @@
         <w:t>路线安全性校验优化：</w:t>
       </w:r>
       <w:r>
-        <w:rPr>
-          <w:rFonts w:ascii="Times New Roman" w:hAnsi="Times New Roman" w:cs="Times New Roman" w:hint="eastAsia"/>
-        </w:rPr>
-        <w:t>针对</w:t>
+        <w:t>面</w:t>
+      </w:r>
+      <w:r>
+        <w:rPr>
+          <w:rFonts w:ascii="Times New Roman" w:hAnsi="Times New Roman" w:cs="Times New Roman"/>
+        </w:rPr>
+        <w:t>向</w:t>
       </w:r>
       <w:r>
         <w:rPr>
@@ -3842,31 +3855,82 @@
         <w:rPr>
           <w:rFonts w:ascii="Times New Roman" w:hAnsi="Times New Roman" w:cs="Times New Roman"/>
         </w:rPr>
-        <w:t>运营中的复杂道路环境，</w:t>
-      </w:r>
-      <w:r>
-        <w:rPr>
-          <w:rFonts w:ascii="Times New Roman" w:hAnsi="Times New Roman" w:cs="Times New Roman" w:hint="eastAsia"/>
-        </w:rPr>
-        <w:t>重构局部路线规划</w:t>
-      </w:r>
-      <w:r>
-        <w:rPr>
-          <w:rFonts w:ascii="Times New Roman" w:hAnsi="Times New Roman" w:cs="Times New Roman"/>
-        </w:rPr>
-        <w:t>风险判断链路，建立路线安全评估框架</w:t>
-      </w:r>
-      <w:r>
-        <w:rPr>
-          <w:rFonts w:ascii="Times New Roman" w:hAnsi="Times New Roman" w:cs="Times New Roman" w:hint="eastAsia"/>
-        </w:rPr>
-        <w:t>，</w:t>
-      </w:r>
-      <w:r>
-        <w:rPr>
-          <w:rFonts w:ascii="Times New Roman" w:hAnsi="Times New Roman" w:cs="Times New Roman"/>
-        </w:rPr>
-        <w:t>优化风险识别逻辑与阈值设计，减少误筛</w:t>
+        <w:t>重路由场景，梳理</w:t>
+      </w:r>
+      <w:r>
+        <w:rPr>
+          <w:rFonts w:ascii="Times New Roman" w:hAnsi="Times New Roman" w:cs="Times New Roman"/>
+        </w:rPr>
+        <w:t>Regional Path</w:t>
+      </w:r>
+      <w:r>
+        <w:rPr>
+          <w:rFonts w:ascii="Times New Roman" w:hAnsi="Times New Roman" w:cs="Times New Roman"/>
+        </w:rPr>
+        <w:t>生成、风险过滤及候选选择全链路，提出</w:t>
+      </w:r>
+      <w:r>
+        <w:rPr>
+          <w:rFonts w:ascii="Times New Roman" w:hAnsi="Times New Roman" w:cs="Times New Roman" w:hint="eastAsia"/>
+        </w:rPr>
+        <w:t>基于可达集</w:t>
+      </w:r>
+      <w:r>
+        <w:rPr>
+          <w:rFonts w:ascii="Times New Roman" w:hAnsi="Times New Roman" w:cs="Times New Roman" w:hint="eastAsia"/>
+        </w:rPr>
+        <w:t>的</w:t>
+      </w:r>
+      <w:r>
+        <w:rPr>
+          <w:rFonts w:ascii="Times New Roman" w:hAnsi="Times New Roman" w:cs="Times New Roman"/>
+        </w:rPr>
+        <w:t>联合校验方案，并完成</w:t>
+      </w:r>
+      <w:r>
+        <w:rPr>
+          <w:rFonts w:ascii="Times New Roman" w:hAnsi="Times New Roman" w:cs="Times New Roman"/>
+        </w:rPr>
+        <w:t>Shadow</w:t>
+      </w:r>
+      <w:r>
+        <w:rPr>
+          <w:rFonts w:ascii="Times New Roman" w:hAnsi="Times New Roman" w:cs="Times New Roman"/>
+        </w:rPr>
+        <w:t>接入、</w:t>
+      </w:r>
+      <w:r>
+        <w:rPr>
+          <w:rFonts w:ascii="Times New Roman" w:hAnsi="Times New Roman" w:cs="Times New Roman"/>
+        </w:rPr>
+        <w:t>Debug</w:t>
+      </w:r>
+      <w:r>
+        <w:rPr>
+          <w:rFonts w:ascii="Times New Roman" w:hAnsi="Times New Roman" w:cs="Times New Roman"/>
+        </w:rPr>
+        <w:t>观测及仿真验证设</w:t>
+      </w:r>
+      <w:r>
+        <w:t>计</w:t>
+      </w:r>
+      <w:r>
+        <w:rPr>
+          <w:rFonts w:hint="eastAsia"/>
+        </w:rPr>
+        <w:t>。</w:t>
+      </w:r>
+      <w:r>
+        <w:rPr>
+          <w:rFonts w:ascii="Times New Roman" w:hAnsi="Times New Roman" w:cs="Times New Roman"/>
+        </w:rPr>
+        <w:t>减少误</w:t>
+      </w:r>
+      <w:r>
+        <w:rPr>
+          <w:rFonts w:ascii="Times New Roman" w:hAnsi="Times New Roman" w:cs="Times New Roman" w:hint="eastAsia"/>
+        </w:rPr>
+        <w:t>判</w:t>
       </w:r>
       <w:r>
         <w:rPr>
@@ -3890,7 +3954,16 @@
         <w:t>路线</w:t>
       </w:r>
       <w:r>
-        <w:t>规划稳定性与乘坐舒适性</w:t>
+        <w:t>规划</w:t>
+      </w:r>
+      <w:r>
+        <w:rPr>
+          <w:rFonts w:hint="eastAsia"/>
+        </w:rPr>
+        <w:t>安全</w:t>
+      </w:r>
+      <w:r>
+        <w:t>性与乘坐舒适性</w:t>
       </w:r>
       <w:r>
         <w:rPr>
